--- a/resources/template.docx
+++ b/resources/template.docx
@@ -22,6 +22,9 @@
       </w:pPr>
       <w:r>
         <w:t>SOFTWARE ENGINEER</w:t>
+      </w:r>
+      <w:r>
+        <w:t xml:space="preserve"> – AI NATIVE PLATFORMS</w:t>
       </w:r>
     </w:p>
     <w:p>
@@ -573,35 +576,86 @@
         <w:ind w:left="0" w:firstLine="0"/>
       </w:pPr>
     </w:p>
-    <w:p/>
-    <w:p/>
-    <w:p/>
     <w:p>
       <w:pPr>
         <w:ind w:left="0" w:firstLine="0"/>
       </w:pPr>
     </w:p>
-    <w:p/>
-    <w:p/>
     <w:p>
       <w:pPr>
         <w:ind w:left="0" w:firstLine="0"/>
       </w:pPr>
     </w:p>
-    <w:p/>
+    <w:p>
+      <w:pPr>
+        <w:ind w:left="0" w:firstLine="0"/>
+      </w:pPr>
+    </w:p>
+    <w:p>
+      <w:pPr>
+        <w:ind w:left="0" w:firstLine="0"/>
+      </w:pPr>
+    </w:p>
+    <w:p>
+      <w:pPr>
+        <w:ind w:left="0" w:firstLine="0"/>
+      </w:pPr>
+    </w:p>
+    <w:p>
+      <w:pPr>
+        <w:ind w:left="0" w:firstLine="0"/>
+      </w:pPr>
+    </w:p>
+    <w:p>
+      <w:pPr>
+        <w:ind w:left="0" w:firstLine="0"/>
+      </w:pPr>
+    </w:p>
+    <w:p>
+      <w:pPr>
+        <w:ind w:left="0" w:firstLine="0"/>
+      </w:pPr>
+    </w:p>
+    <w:p>
+      <w:pPr>
+        <w:ind w:left="0" w:firstLine="0"/>
+      </w:pPr>
+    </w:p>
+    <w:p>
+      <w:pPr>
+        <w:ind w:left="0" w:firstLine="0"/>
+      </w:pPr>
+    </w:p>
+    <w:p>
+      <w:pPr>
+        <w:ind w:left="0" w:firstLine="0"/>
+      </w:pPr>
+    </w:p>
+    <w:p>
+      <w:pPr>
+        <w:ind w:left="0" w:firstLine="0"/>
+      </w:pPr>
+    </w:p>
+    <w:p>
+      <w:pPr>
+        <w:ind w:left="0" w:firstLine="0"/>
+      </w:pPr>
+    </w:p>
+    <w:p>
+      <w:pPr>
+        <w:ind w:left="0" w:firstLine="0"/>
+      </w:pPr>
+    </w:p>
+    <w:p>
+      <w:pPr>
+        <w:ind w:left="0" w:firstLine="0"/>
+      </w:pPr>
+    </w:p>
     <w:p>
       <w:pPr>
         <w:pStyle w:val="Heading2"/>
         <w:spacing w:after="131"/>
         <w:ind w:right="60"/>
-        <w:jc w:val="left"/>
-      </w:pPr>
-    </w:p>
-    <w:p>
-      <w:pPr>
-        <w:pStyle w:val="Heading2"/>
-        <w:spacing w:after="131"/>
-        <w:ind w:right="60"/>
       </w:pPr>
       <w:r>
         <w:t xml:space="preserve">EXPERIENCE </w:t>
@@ -636,19 +690,7 @@
         <w:rPr>
           <w:i/>
         </w:rPr>
-        <w:t xml:space="preserve">T Rowe Price | </w:t>
-      </w:r>
-      <w:r>
-        <w:rPr>
-          <w:i/>
-        </w:rPr>
-        <w:t>October 202</w:t>
-      </w:r>
-      <w:r>
-        <w:rPr>
-          <w:i/>
-        </w:rPr>
-        <w:t>3 – Present</w:t>
+        <w:t>Compare The Market | October 2025 – Present</w:t>
       </w:r>
     </w:p>
     <w:p>
@@ -672,7 +714,7 @@
           <w:sz w:val="19"/>
           <w:szCs w:val="19"/>
         </w:rPr>
-        <w:t>Enterprise migrations and cloud architecture for core finance systems</w:t>
+        <w:t>AI Native Engineering across internal and external systems</w:t>
       </w:r>
     </w:p>
     <w:p>
@@ -687,41 +729,27 @@
           <w:sz w:val="16"/>
           <w:szCs w:val="21"/>
         </w:rPr>
-        <w:t xml:space="preserve">Key tech stack: </w:t>
-      </w:r>
+        <w:t>Key tech stack: {{</w:t>
+      </w:r>
+      <w:proofErr w:type="spellStart"/>
+      <w:proofErr w:type="gramStart"/>
       <w:r>
         <w:rPr>
           <w:i/>
           <w:sz w:val="16"/>
           <w:szCs w:val="21"/>
         </w:rPr>
-        <w:t>{{</w:t>
-      </w:r>
-      <w:proofErr w:type="spellStart"/>
+        <w:t>c.skills</w:t>
+      </w:r>
+      <w:proofErr w:type="spellEnd"/>
+      <w:proofErr w:type="gramEnd"/>
       <w:r>
         <w:rPr>
           <w:i/>
           <w:sz w:val="16"/>
           <w:szCs w:val="21"/>
         </w:rPr>
-        <w:t>t.skills</w:t>
-      </w:r>
-      <w:proofErr w:type="spellEnd"/>
-      <w:r>
-        <w:rPr>
-          <w:i/>
-          <w:sz w:val="16"/>
-          <w:szCs w:val="21"/>
-        </w:rPr>
-        <w:t>}}</w:t>
-      </w:r>
-      <w:r>
-        <w:rPr>
-          <w:i/>
-          <w:sz w:val="16"/>
-          <w:szCs w:val="21"/>
-        </w:rPr>
-        <w:t xml:space="preserve"> </w:t>
+        <w:t xml:space="preserve">}} </w:t>
       </w:r>
     </w:p>
     <w:p>
@@ -738,21 +766,7 @@
           <w:b/>
           <w:bCs/>
         </w:rPr>
-        <w:t>Production Finance</w:t>
-      </w:r>
-      <w:r>
-        <w:rPr>
-          <w:b/>
-          <w:bCs/>
-        </w:rPr>
-        <w:t xml:space="preserve"> Data Migration</w:t>
-      </w:r>
-      <w:r>
-        <w:rPr>
-          <w:b/>
-          <w:bCs/>
-        </w:rPr>
-        <w:t>s</w:t>
+        <w:t>Multi layered agent orchestrations to automate Product processes</w:t>
       </w:r>
     </w:p>
     <w:p>
@@ -780,31 +794,14 @@
           <w:sz w:val="18"/>
           <w:szCs w:val="18"/>
         </w:rPr>
-        <w:t>t.</w:t>
-      </w:r>
-      <w:r>
-        <w:rPr>
-          <w:sz w:val="18"/>
-          <w:szCs w:val="18"/>
-        </w:rPr>
-        <w:t>bp1}}</w:t>
-      </w:r>
-    </w:p>
-    <w:p>
-      <w:pPr>
-        <w:spacing w:after="0" w:line="259" w:lineRule="auto"/>
-        <w:ind w:left="0" w:firstLine="0"/>
-        <w:rPr>
-          <w:b/>
-          <w:bCs/>
-        </w:rPr>
-      </w:pPr>
-      <w:r>
-        <w:rPr>
-          <w:b/>
-          <w:bCs/>
-        </w:rPr>
-        <w:t>Legacy to Cloud Migration</w:t>
+        <w:t>c</w:t>
+      </w:r>
+      <w:r>
+        <w:rPr>
+          <w:sz w:val="18"/>
+          <w:szCs w:val="18"/>
+        </w:rPr>
+        <w:t>.bp1}}</w:t>
       </w:r>
     </w:p>
     <w:p>
@@ -832,14 +829,14 @@
           <w:sz w:val="18"/>
           <w:szCs w:val="18"/>
         </w:rPr>
-        <w:t>t.</w:t>
-      </w:r>
-      <w:r>
-        <w:rPr>
-          <w:sz w:val="18"/>
-          <w:szCs w:val="18"/>
-        </w:rPr>
-        <w:t>bp</w:t>
+        <w:t>c</w:t>
+      </w:r>
+      <w:r>
+        <w:rPr>
+          <w:sz w:val="18"/>
+          <w:szCs w:val="18"/>
+        </w:rPr>
+        <w:t>.bp</w:t>
       </w:r>
       <w:r>
         <w:rPr>
@@ -870,7 +867,7 @@
           <w:b/>
           <w:bCs/>
         </w:rPr>
-        <w:t>Disaster Recovery Implementation</w:t>
+        <w:t>Software Development Lifecycle Improvements</w:t>
       </w:r>
     </w:p>
     <w:p>
@@ -898,14 +895,14 @@
           <w:sz w:val="18"/>
           <w:szCs w:val="18"/>
         </w:rPr>
-        <w:t>t.</w:t>
-      </w:r>
-      <w:r>
-        <w:rPr>
-          <w:sz w:val="18"/>
-          <w:szCs w:val="18"/>
-        </w:rPr>
-        <w:t>bp</w:t>
+        <w:t>c</w:t>
+      </w:r>
+      <w:r>
+        <w:rPr>
+          <w:sz w:val="18"/>
+          <w:szCs w:val="18"/>
+        </w:rPr>
+        <w:t>.bp</w:t>
       </w:r>
       <w:r>
         <w:rPr>
@@ -936,7 +933,7 @@
           <w:b/>
           <w:bCs/>
         </w:rPr>
-        <w:t>Internal Directory Integration</w:t>
+        <w:t>Mentoring and building others skillsets</w:t>
       </w:r>
     </w:p>
     <w:p>
@@ -957,6 +954,388 @@
           <w:sz w:val="18"/>
           <w:szCs w:val="18"/>
         </w:rPr>
+        <w:t>{{</w:t>
+      </w:r>
+      <w:r>
+        <w:rPr>
+          <w:sz w:val="18"/>
+          <w:szCs w:val="18"/>
+        </w:rPr>
+        <w:t>c</w:t>
+      </w:r>
+      <w:r>
+        <w:rPr>
+          <w:sz w:val="18"/>
+          <w:szCs w:val="18"/>
+        </w:rPr>
+        <w:t>.bp</w:t>
+      </w:r>
+      <w:r>
+        <w:rPr>
+          <w:sz w:val="18"/>
+          <w:szCs w:val="18"/>
+        </w:rPr>
+        <w:t>4</w:t>
+      </w:r>
+      <w:r>
+        <w:rPr>
+          <w:sz w:val="18"/>
+          <w:szCs w:val="18"/>
+        </w:rPr>
+        <w:t>}}</w:t>
+      </w:r>
+    </w:p>
+    <w:p/>
+    <w:p>
+      <w:pPr>
+        <w:pStyle w:val="Heading3"/>
+        <w:rPr>
+          <w:sz w:val="21"/>
+          <w:szCs w:val="28"/>
+        </w:rPr>
+      </w:pPr>
+      <w:r>
+        <w:rPr>
+          <w:sz w:val="21"/>
+          <w:szCs w:val="28"/>
+        </w:rPr>
+        <w:t xml:space="preserve">Software Engineer </w:t>
+      </w:r>
+    </w:p>
+    <w:p>
+      <w:pPr>
+        <w:spacing w:after="0" w:line="259" w:lineRule="auto"/>
+        <w:ind w:right="45"/>
+        <w:jc w:val="center"/>
+        <w:rPr>
+          <w:i/>
+        </w:rPr>
+      </w:pPr>
+      <w:r>
+        <w:rPr>
+          <w:i/>
+        </w:rPr>
+        <w:t xml:space="preserve">T Rowe Price | </w:t>
+      </w:r>
+      <w:r>
+        <w:rPr>
+          <w:i/>
+        </w:rPr>
+        <w:t>October 202</w:t>
+      </w:r>
+      <w:r>
+        <w:rPr>
+          <w:i/>
+        </w:rPr>
+        <w:t>3 – Present</w:t>
+      </w:r>
+    </w:p>
+    <w:p>
+      <w:pPr>
+        <w:spacing w:after="0" w:line="259" w:lineRule="auto"/>
+        <w:ind w:right="45"/>
+        <w:jc w:val="center"/>
+        <w:rPr>
+          <w:b/>
+          <w:bCs/>
+          <w:i/>
+          <w:sz w:val="19"/>
+          <w:szCs w:val="19"/>
+        </w:rPr>
+      </w:pPr>
+      <w:r>
+        <w:rPr>
+          <w:b/>
+          <w:bCs/>
+          <w:i/>
+          <w:sz w:val="19"/>
+          <w:szCs w:val="19"/>
+        </w:rPr>
+        <w:t>Enterprise migrations and cloud architecture for core finance systems</w:t>
+      </w:r>
+    </w:p>
+    <w:p>
+      <w:pPr>
+        <w:spacing w:after="0" w:line="259" w:lineRule="auto"/>
+        <w:ind w:right="45"/>
+        <w:jc w:val="center"/>
+      </w:pPr>
+      <w:r>
+        <w:rPr>
+          <w:i/>
+          <w:sz w:val="16"/>
+          <w:szCs w:val="21"/>
+        </w:rPr>
+        <w:t xml:space="preserve">Key tech stack: </w:t>
+      </w:r>
+      <w:r>
+        <w:rPr>
+          <w:i/>
+          <w:sz w:val="16"/>
+          <w:szCs w:val="21"/>
+        </w:rPr>
+        <w:t>{{</w:t>
+      </w:r>
+      <w:proofErr w:type="spellStart"/>
+      <w:r>
+        <w:rPr>
+          <w:i/>
+          <w:sz w:val="16"/>
+          <w:szCs w:val="21"/>
+        </w:rPr>
+        <w:t>t.skills</w:t>
+      </w:r>
+      <w:proofErr w:type="spellEnd"/>
+      <w:r>
+        <w:rPr>
+          <w:i/>
+          <w:sz w:val="16"/>
+          <w:szCs w:val="21"/>
+        </w:rPr>
+        <w:t>}}</w:t>
+      </w:r>
+      <w:r>
+        <w:rPr>
+          <w:i/>
+          <w:sz w:val="16"/>
+          <w:szCs w:val="21"/>
+        </w:rPr>
+        <w:t xml:space="preserve"> </w:t>
+      </w:r>
+    </w:p>
+    <w:p>
+      <w:pPr>
+        <w:spacing w:after="0" w:line="259" w:lineRule="auto"/>
+        <w:ind w:left="0" w:firstLine="0"/>
+        <w:rPr>
+          <w:b/>
+          <w:bCs/>
+        </w:rPr>
+      </w:pPr>
+      <w:r>
+        <w:rPr>
+          <w:b/>
+          <w:bCs/>
+        </w:rPr>
+        <w:t>Production Finance</w:t>
+      </w:r>
+      <w:r>
+        <w:rPr>
+          <w:b/>
+          <w:bCs/>
+        </w:rPr>
+        <w:t xml:space="preserve"> Data Migration</w:t>
+      </w:r>
+      <w:r>
+        <w:rPr>
+          <w:b/>
+          <w:bCs/>
+        </w:rPr>
+        <w:t>s</w:t>
+      </w:r>
+    </w:p>
+    <w:p>
+      <w:pPr>
+        <w:pStyle w:val="ListParagraph"/>
+        <w:numPr>
+          <w:ilvl w:val="0"/>
+          <w:numId w:val="5"/>
+        </w:numPr>
+        <w:spacing w:after="0" w:line="259" w:lineRule="auto"/>
+        <w:rPr>
+          <w:sz w:val="18"/>
+          <w:szCs w:val="18"/>
+        </w:rPr>
+      </w:pPr>
+      <w:r>
+        <w:rPr>
+          <w:sz w:val="18"/>
+          <w:szCs w:val="18"/>
+        </w:rPr>
+        <w:t>{{</w:t>
+      </w:r>
+      <w:r>
+        <w:rPr>
+          <w:sz w:val="18"/>
+          <w:szCs w:val="18"/>
+        </w:rPr>
+        <w:t>t.</w:t>
+      </w:r>
+      <w:r>
+        <w:rPr>
+          <w:sz w:val="18"/>
+          <w:szCs w:val="18"/>
+        </w:rPr>
+        <w:t>bp1}}</w:t>
+      </w:r>
+    </w:p>
+    <w:p>
+      <w:pPr>
+        <w:spacing w:after="0" w:line="259" w:lineRule="auto"/>
+        <w:ind w:left="0" w:firstLine="0"/>
+        <w:rPr>
+          <w:b/>
+          <w:bCs/>
+        </w:rPr>
+      </w:pPr>
+      <w:r>
+        <w:rPr>
+          <w:b/>
+          <w:bCs/>
+        </w:rPr>
+        <w:t>Legacy to Cloud Migration</w:t>
+      </w:r>
+    </w:p>
+    <w:p>
+      <w:pPr>
+        <w:pStyle w:val="ListParagraph"/>
+        <w:numPr>
+          <w:ilvl w:val="0"/>
+          <w:numId w:val="5"/>
+        </w:numPr>
+        <w:spacing w:after="0" w:line="259" w:lineRule="auto"/>
+        <w:rPr>
+          <w:sz w:val="18"/>
+          <w:szCs w:val="18"/>
+        </w:rPr>
+      </w:pPr>
+      <w:r>
+        <w:rPr>
+          <w:sz w:val="18"/>
+          <w:szCs w:val="18"/>
+        </w:rPr>
+        <w:t>{{</w:t>
+      </w:r>
+      <w:r>
+        <w:rPr>
+          <w:sz w:val="18"/>
+          <w:szCs w:val="18"/>
+        </w:rPr>
+        <w:t>t.</w:t>
+      </w:r>
+      <w:r>
+        <w:rPr>
+          <w:sz w:val="18"/>
+          <w:szCs w:val="18"/>
+        </w:rPr>
+        <w:t>bp</w:t>
+      </w:r>
+      <w:r>
+        <w:rPr>
+          <w:sz w:val="18"/>
+          <w:szCs w:val="18"/>
+        </w:rPr>
+        <w:t>2</w:t>
+      </w:r>
+      <w:r>
+        <w:rPr>
+          <w:sz w:val="18"/>
+          <w:szCs w:val="18"/>
+        </w:rPr>
+        <w:t>}}</w:t>
+      </w:r>
+    </w:p>
+    <w:p>
+      <w:pPr>
+        <w:spacing w:after="0" w:line="259" w:lineRule="auto"/>
+        <w:ind w:left="0" w:firstLine="0"/>
+        <w:rPr>
+          <w:b/>
+          <w:bCs/>
+        </w:rPr>
+      </w:pPr>
+      <w:r>
+        <w:rPr>
+          <w:b/>
+          <w:bCs/>
+        </w:rPr>
+        <w:t>Disaster Recovery Implementation</w:t>
+      </w:r>
+    </w:p>
+    <w:p>
+      <w:pPr>
+        <w:pStyle w:val="ListParagraph"/>
+        <w:numPr>
+          <w:ilvl w:val="0"/>
+          <w:numId w:val="5"/>
+        </w:numPr>
+        <w:spacing w:after="0" w:line="259" w:lineRule="auto"/>
+        <w:rPr>
+          <w:sz w:val="18"/>
+          <w:szCs w:val="18"/>
+        </w:rPr>
+      </w:pPr>
+      <w:r>
+        <w:rPr>
+          <w:sz w:val="18"/>
+          <w:szCs w:val="18"/>
+        </w:rPr>
+        <w:t>{{</w:t>
+      </w:r>
+      <w:r>
+        <w:rPr>
+          <w:sz w:val="18"/>
+          <w:szCs w:val="18"/>
+        </w:rPr>
+        <w:t>t.</w:t>
+      </w:r>
+      <w:r>
+        <w:rPr>
+          <w:sz w:val="18"/>
+          <w:szCs w:val="18"/>
+        </w:rPr>
+        <w:t>bp</w:t>
+      </w:r>
+      <w:r>
+        <w:rPr>
+          <w:sz w:val="18"/>
+          <w:szCs w:val="18"/>
+        </w:rPr>
+        <w:t>3</w:t>
+      </w:r>
+      <w:r>
+        <w:rPr>
+          <w:sz w:val="18"/>
+          <w:szCs w:val="18"/>
+        </w:rPr>
+        <w:t>}}</w:t>
+      </w:r>
+    </w:p>
+    <w:p>
+      <w:pPr>
+        <w:spacing w:after="0" w:line="259" w:lineRule="auto"/>
+        <w:ind w:left="0" w:firstLine="0"/>
+        <w:rPr>
+          <w:b/>
+          <w:bCs/>
+        </w:rPr>
+      </w:pPr>
+      <w:r>
+        <w:rPr>
+          <w:b/>
+          <w:bCs/>
+        </w:rPr>
+        <w:t>Internal Directory Integration</w:t>
+      </w:r>
+    </w:p>
+    <w:p>
+      <w:pPr>
+        <w:pStyle w:val="ListParagraph"/>
+        <w:numPr>
+          <w:ilvl w:val="0"/>
+          <w:numId w:val="5"/>
+        </w:numPr>
+        <w:spacing w:after="0" w:line="259" w:lineRule="auto"/>
+        <w:rPr>
+          <w:sz w:val="18"/>
+          <w:szCs w:val="18"/>
+        </w:rPr>
+      </w:pPr>
+      <w:r>
+        <w:rPr>
+          <w:sz w:val="18"/>
+          <w:szCs w:val="18"/>
+        </w:rPr>
         <w:t>{{t.bp</w:t>
       </w:r>
       <w:r>
@@ -1187,53 +1566,6 @@
         </w:rPr>
         <w:t>{{a.bp2}}</w:t>
       </w:r>
-    </w:p>
-    <w:p>
-      <w:pPr>
-        <w:ind w:left="0" w:right="5" w:firstLine="0"/>
-        <w:rPr>
-          <w:b/>
-          <w:bCs/>
-        </w:rPr>
-      </w:pPr>
-      <w:r>
-        <w:rPr>
-          <w:b/>
-          <w:bCs/>
-        </w:rPr>
-        <w:t>Security &amp; Governance</w:t>
-      </w:r>
-    </w:p>
-    <w:p>
-      <w:pPr>
-        <w:pStyle w:val="ListParagraph"/>
-        <w:numPr>
-          <w:ilvl w:val="0"/>
-          <w:numId w:val="6"/>
-        </w:numPr>
-        <w:spacing w:after="0" w:line="259" w:lineRule="auto"/>
-        <w:rPr>
-          <w:sz w:val="18"/>
-          <w:szCs w:val="18"/>
-        </w:rPr>
-      </w:pPr>
-      <w:r>
-        <w:rPr>
-          <w:sz w:val="18"/>
-          <w:szCs w:val="18"/>
-        </w:rPr>
-        <w:t>{{a.bp3}}</w:t>
-      </w:r>
-    </w:p>
-    <w:p>
-      <w:pPr>
-        <w:spacing w:after="0" w:line="240" w:lineRule="auto"/>
-        <w:ind w:left="0" w:firstLine="0"/>
-        <w:rPr>
-          <w:sz w:val="18"/>
-          <w:szCs w:val="18"/>
-        </w:rPr>
-      </w:pPr>
       <w:r>
         <w:rPr>
           <w:sz w:val="18"/>

--- a/resources/template.docx
+++ b/resources/template.docx
@@ -24,7 +24,13 @@
         <w:t>SOFTWARE ENGINEER</w:t>
       </w:r>
       <w:r>
-        <w:t xml:space="preserve"> – AI NATIVE PLATFORMS</w:t>
+        <w:t xml:space="preserve"> </w:t>
+      </w:r>
+      <w:r>
+        <w:t>-</w:t>
+      </w:r>
+      <w:r>
+        <w:t xml:space="preserve"> AI NATIVE PLATFORMS</w:t>
       </w:r>
     </w:p>
     <w:p>
@@ -109,11 +115,7 @@
         <w:t>{{bio}}</w:t>
       </w:r>
     </w:p>
-    <w:p>
-      <w:pPr>
-        <w:ind w:left="0" w:firstLine="0"/>
-      </w:pPr>
-    </w:p>
+    <w:p/>
     <w:p>
       <w:r>
         <w:rPr>
@@ -127,10 +129,10 @@
               <wp:anchor distT="0" distB="0" distL="114300" distR="114300" simplePos="0" relativeHeight="251658240" behindDoc="0" locked="0" layoutInCell="1" allowOverlap="1">
                 <wp:simplePos x="0" y="0"/>
                 <wp:positionH relativeFrom="column">
-                  <wp:posOffset>1611323</wp:posOffset>
+                  <wp:posOffset>1610994</wp:posOffset>
                 </wp:positionH>
                 <wp:positionV relativeFrom="paragraph">
-                  <wp:posOffset>204470</wp:posOffset>
+                  <wp:posOffset>192881</wp:posOffset>
                 </wp:positionV>
                 <wp:extent cx="0" cy="7086600"/>
                 <wp:effectExtent l="0" t="0" r="12700" b="12700"/>
@@ -202,7 +204,7 @@
           </mc:Choice>
           <mc:Fallback>
             <w:pict>
-              <v:group w14:anchorId="5CDA1219" id="Group 2239" o:spid="_x0000_s1026" style="position:absolute;margin-left:126.9pt;margin-top:16.1pt;width:0;height:558pt;z-index:251658240" coordsize="0,70866" o:gfxdata="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">
+              <v:group w14:anchorId="5A3ECC33" id="Group 2239" o:spid="_x0000_s1026" style="position:absolute;margin-left:126.85pt;margin-top:15.2pt;width:0;height:558pt;z-index:251658240" coordsize="0,70866" o:gfxdata="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">
                 <v:shape id="Shape 330" o:spid="_x0000_s1027" style="position:absolute;width:0;height:70866;visibility:visible;mso-wrap-style:square;v-text-anchor:top" coordsize="1,7086600" o:gfxdata="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" path="m,l1,7086600e" filled="f" strokecolor="#a0a0a0" strokeweight=".5pt">
                   <v:stroke miterlimit="66585f" joinstyle="miter"/>
                   <v:path arrowok="t" textboxrect="0,0,1,7086600"/>
@@ -214,8 +216,6 @@
         </mc:AlternateContent>
       </w:r>
     </w:p>
-    <w:p/>
-    <w:p/>
     <w:p>
       <w:pPr>
         <w:sectPr>
@@ -532,10 +532,139 @@
     </w:p>
     <w:p>
       <w:pPr>
+        <w:tabs>
+          <w:tab w:val="center" w:pos="1450"/>
+          <w:tab w:val="right" w:pos="2816"/>
+        </w:tabs>
+        <w:spacing w:after="0" w:line="259" w:lineRule="auto"/>
+        <w:ind w:left="0" w:firstLine="0"/>
+        <w:jc w:val="center"/>
+      </w:pPr>
+    </w:p>
+    <w:p>
+      <w:pPr>
+        <w:pStyle w:val="Heading2"/>
+        <w:ind w:right="180"/>
+      </w:pPr>
+      <w:r>
+        <w:t>TRAININGS</w:t>
+      </w:r>
+    </w:p>
+    <w:p>
+      <w:pPr>
+        <w:tabs>
+          <w:tab w:val="center" w:pos="1450"/>
+          <w:tab w:val="right" w:pos="2816"/>
+        </w:tabs>
+        <w:spacing w:after="0" w:line="259" w:lineRule="auto"/>
+        <w:ind w:left="0" w:firstLine="0"/>
+        <w:jc w:val="center"/>
+      </w:pPr>
+      <w:r>
+        <w:t>AI Red Teaming: Attacks on LLMs, Agents, and Multimodal Systems</w:t>
+      </w:r>
+    </w:p>
+    <w:p>
+      <w:pPr>
+        <w:tabs>
+          <w:tab w:val="center" w:pos="1450"/>
+          <w:tab w:val="right" w:pos="2816"/>
+        </w:tabs>
+        <w:spacing w:after="0" w:line="259" w:lineRule="auto"/>
+        <w:ind w:left="0" w:firstLine="0"/>
+        <w:jc w:val="center"/>
+      </w:pPr>
+    </w:p>
+    <w:p>
+      <w:pPr>
         <w:spacing w:after="19" w:line="259" w:lineRule="auto"/>
         <w:ind w:left="0" w:firstLine="0"/>
         <w:jc w:val="center"/>
       </w:pPr>
+      <w:r>
+        <w:rPr>
+          <w:rFonts w:ascii="Calibri" w:eastAsia="Calibri" w:hAnsi="Calibri" w:cs="Calibri"/>
+          <w:noProof/>
+          <w:sz w:val="22"/>
+        </w:rPr>
+        <mc:AlternateContent>
+          <mc:Choice Requires="wpg">
+            <w:drawing>
+              <wp:inline distT="0" distB="0" distL="0" distR="0" wp14:anchorId="65D125F8" wp14:editId="23AA8891">
+                <wp:extent cx="164465" cy="10160"/>
+                <wp:effectExtent l="0" t="0" r="0" b="0"/>
+                <wp:docPr id="59243946" name="Group 59243946"/>
+                <wp:cNvGraphicFramePr/>
+                <a:graphic xmlns:a="http://schemas.openxmlformats.org/drawingml/2006/main">
+                  <a:graphicData uri="http://schemas.microsoft.com/office/word/2010/wordprocessingGroup">
+                    <wpg:wgp>
+                      <wpg:cNvGrpSpPr/>
+                      <wpg:grpSpPr>
+                        <a:xfrm>
+                          <a:off x="0" y="0"/>
+                          <a:ext cx="164465" cy="10160"/>
+                          <a:chOff x="0" y="0"/>
+                          <a:chExt cx="164465" cy="10160"/>
+                        </a:xfrm>
+                      </wpg:grpSpPr>
+                      <pic:pic xmlns:pic="http://schemas.openxmlformats.org/drawingml/2006/picture">
+                        <pic:nvPicPr>
+                          <pic:cNvPr id="354371899" name="Picture 354371899"/>
+                          <pic:cNvPicPr/>
+                        </pic:nvPicPr>
+                        <pic:blipFill>
+                          <a:blip r:embed="rId11"/>
+                          <a:stretch>
+                            <a:fillRect/>
+                          </a:stretch>
+                        </pic:blipFill>
+                        <pic:spPr>
+                          <a:xfrm>
+                            <a:off x="-5532" y="-3805"/>
+                            <a:ext cx="170688" cy="15240"/>
+                          </a:xfrm>
+                          <a:prstGeom prst="rect">
+                            <a:avLst/>
+                          </a:prstGeom>
+                        </pic:spPr>
+                      </pic:pic>
+                    </wpg:wgp>
+                  </a:graphicData>
+                </a:graphic>
+              </wp:inline>
+            </w:drawing>
+          </mc:Choice>
+          <mc:Fallback>
+            <w:pict>
+              <v:group w14:anchorId="6EDB65B5" id="Group 59243946" o:spid="_x0000_s1026" style="width:12.95pt;height:.8pt;mso-position-horizontal-relative:char;mso-position-vertical-relative:line" coordsize="164465,10160" o:gfxdata="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">
+                <v:shapetype id="_x0000_t75" coordsize="21600,21600" o:spt="75" o:preferrelative="t" path="m@4@5l@4@11@9@11@9@5xe" filled="f" stroked="f">
+                  <v:stroke joinstyle="miter"/>
+                  <v:formulas>
+                    <v:f eqn="if lineDrawn pixelLineWidth 0"/>
+                    <v:f eqn="sum @0 1 0"/>
+                    <v:f eqn="sum 0 0 @1"/>
+                    <v:f eqn="prod @2 1 2"/>
+                    <v:f eqn="prod @3 21600 pixelWidth"/>
+                    <v:f eqn="prod @3 21600 pixelHeight"/>
+                    <v:f eqn="sum @0 0 1"/>
+                    <v:f eqn="prod @6 1 2"/>
+                    <v:f eqn="prod @7 21600 pixelWidth"/>
+                    <v:f eqn="sum @8 21600 0"/>
+                    <v:f eqn="prod @7 21600 pixelHeight"/>
+                    <v:f eqn="sum @10 21600 0"/>
+                  </v:formulas>
+                  <v:path o:extrusionok="f" gradientshapeok="t" o:connecttype="rect"/>
+                  <o:lock v:ext="edit" aspectratio="t"/>
+                </v:shapetype>
+                <v:shape id="Picture 354371899" o:spid="_x0000_s1027" type="#_x0000_t75" style="position:absolute;left:-5532;top:-3805;width:170688;height:15240;visibility:visible;mso-wrap-style:square" o:gfxdata="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">
+                  <v:imagedata r:id="rId13" o:title=""/>
+                </v:shape>
+                <w10:anchorlock/>
+              </v:group>
+            </w:pict>
+          </mc:Fallback>
+        </mc:AlternateContent>
+      </w:r>
     </w:p>
     <w:p>
       <w:pPr>
@@ -573,37 +702,68 @@
     </w:p>
     <w:p>
       <w:pPr>
-        <w:ind w:left="0" w:firstLine="0"/>
-      </w:pPr>
-    </w:p>
-    <w:p>
-      <w:pPr>
-        <w:ind w:left="0" w:firstLine="0"/>
-      </w:pPr>
-    </w:p>
-    <w:p>
-      <w:pPr>
-        <w:ind w:left="0" w:firstLine="0"/>
-      </w:pPr>
-    </w:p>
-    <w:p>
-      <w:pPr>
-        <w:ind w:left="0" w:firstLine="0"/>
-      </w:pPr>
-    </w:p>
-    <w:p>
-      <w:pPr>
-        <w:ind w:left="0" w:firstLine="0"/>
-      </w:pPr>
-    </w:p>
-    <w:p>
-      <w:pPr>
-        <w:ind w:left="0" w:firstLine="0"/>
-      </w:pPr>
-    </w:p>
-    <w:p>
-      <w:pPr>
-        <w:ind w:left="0" w:firstLine="0"/>
+        <w:spacing w:after="0" w:line="259" w:lineRule="auto"/>
+        <w:ind w:left="0" w:right="48" w:firstLine="0"/>
+        <w:jc w:val="center"/>
+        <w:rPr>
+          <w:sz w:val="19"/>
+          <w:szCs w:val="19"/>
+        </w:rPr>
+      </w:pPr>
+    </w:p>
+    <w:p>
+      <w:pPr>
+        <w:spacing w:after="0" w:line="259" w:lineRule="auto"/>
+        <w:ind w:left="0" w:right="48" w:firstLine="0"/>
+        <w:jc w:val="center"/>
+        <w:rPr>
+          <w:sz w:val="19"/>
+          <w:szCs w:val="19"/>
+        </w:rPr>
+      </w:pPr>
+    </w:p>
+    <w:p>
+      <w:pPr>
+        <w:spacing w:after="0" w:line="259" w:lineRule="auto"/>
+        <w:ind w:left="0" w:right="48" w:firstLine="0"/>
+        <w:jc w:val="center"/>
+        <w:rPr>
+          <w:sz w:val="19"/>
+          <w:szCs w:val="19"/>
+        </w:rPr>
+      </w:pPr>
+    </w:p>
+    <w:p>
+      <w:pPr>
+        <w:spacing w:after="0" w:line="259" w:lineRule="auto"/>
+        <w:ind w:left="0" w:right="48" w:firstLine="0"/>
+        <w:jc w:val="center"/>
+        <w:rPr>
+          <w:sz w:val="19"/>
+          <w:szCs w:val="19"/>
+        </w:rPr>
+      </w:pPr>
+    </w:p>
+    <w:p>
+      <w:pPr>
+        <w:spacing w:after="0" w:line="259" w:lineRule="auto"/>
+        <w:ind w:left="0" w:right="48" w:firstLine="0"/>
+        <w:jc w:val="center"/>
+        <w:rPr>
+          <w:sz w:val="19"/>
+          <w:szCs w:val="19"/>
+        </w:rPr>
+      </w:pPr>
+    </w:p>
+    <w:p>
+      <w:pPr>
+        <w:spacing w:after="0" w:line="259" w:lineRule="auto"/>
+        <w:ind w:left="0" w:right="48" w:firstLine="0"/>
+        <w:jc w:val="center"/>
+        <w:rPr>
+          <w:sz w:val="19"/>
+          <w:szCs w:val="19"/>
+        </w:rPr>
       </w:pPr>
     </w:p>
     <w:p>
@@ -664,16 +824,8 @@
     <w:p>
       <w:pPr>
         <w:pStyle w:val="Heading3"/>
-        <w:rPr>
-          <w:sz w:val="21"/>
-          <w:szCs w:val="28"/>
-        </w:rPr>
-      </w:pPr>
-      <w:r>
-        <w:rPr>
-          <w:sz w:val="21"/>
-          <w:szCs w:val="28"/>
-        </w:rPr>
+      </w:pPr>
+      <w:r>
         <w:t xml:space="preserve">Software Engineer </w:t>
       </w:r>
     </w:p>
@@ -684,13 +836,33 @@
         <w:jc w:val="center"/>
         <w:rPr>
           <w:i/>
+          <w:sz w:val="18"/>
+          <w:szCs w:val="22"/>
         </w:rPr>
       </w:pPr>
       <w:r>
         <w:rPr>
           <w:i/>
-        </w:rPr>
-        <w:t>Compare The Market | October 2025 – Present</w:t>
+          <w:sz w:val="18"/>
+          <w:szCs w:val="22"/>
+        </w:rPr>
+        <w:t xml:space="preserve">Compare The Market | October 2025 </w:t>
+      </w:r>
+      <w:r>
+        <w:rPr>
+          <w:i/>
+          <w:sz w:val="18"/>
+          <w:szCs w:val="22"/>
+        </w:rPr>
+        <w:t>-</w:t>
+      </w:r>
+      <w:r>
+        <w:rPr>
+          <w:i/>
+          <w:sz w:val="18"/>
+          <w:szCs w:val="22"/>
+        </w:rPr>
+        <w:t xml:space="preserve"> Present</w:t>
       </w:r>
     </w:p>
     <w:p>
@@ -702,8 +874,8 @@
           <w:b/>
           <w:bCs/>
           <w:i/>
-          <w:sz w:val="19"/>
-          <w:szCs w:val="19"/>
+          <w:sz w:val="18"/>
+          <w:szCs w:val="18"/>
         </w:rPr>
       </w:pPr>
       <w:r>
@@ -711,8 +883,8 @@
           <w:b/>
           <w:bCs/>
           <w:i/>
-          <w:sz w:val="19"/>
-          <w:szCs w:val="19"/>
+          <w:sz w:val="18"/>
+          <w:szCs w:val="18"/>
         </w:rPr>
         <w:t>AI Native Engineering across internal and external systems</w:t>
       </w:r>
@@ -722,12 +894,16 @@
         <w:spacing w:after="0" w:line="259" w:lineRule="auto"/>
         <w:ind w:right="45"/>
         <w:jc w:val="center"/>
+        <w:rPr>
+          <w:sz w:val="18"/>
+          <w:szCs w:val="22"/>
+        </w:rPr>
       </w:pPr>
       <w:r>
         <w:rPr>
           <w:i/>
-          <w:sz w:val="16"/>
-          <w:szCs w:val="21"/>
+          <w:sz w:val="15"/>
+          <w:szCs w:val="20"/>
         </w:rPr>
         <w:t>Key tech stack: {{</w:t>
       </w:r>
@@ -736,8 +912,8 @@
       <w:r>
         <w:rPr>
           <w:i/>
-          <w:sz w:val="16"/>
-          <w:szCs w:val="21"/>
+          <w:sz w:val="15"/>
+          <w:szCs w:val="20"/>
         </w:rPr>
         <w:t>c.skills</w:t>
       </w:r>
@@ -746,8 +922,8 @@
       <w:r>
         <w:rPr>
           <w:i/>
-          <w:sz w:val="16"/>
-          <w:szCs w:val="21"/>
+          <w:sz w:val="15"/>
+          <w:szCs w:val="20"/>
         </w:rPr>
         <w:t xml:space="preserve">}} </w:t>
       </w:r>
@@ -759,12 +935,16 @@
         <w:rPr>
           <w:b/>
           <w:bCs/>
+          <w:sz w:val="18"/>
+          <w:szCs w:val="22"/>
         </w:rPr>
       </w:pPr>
       <w:r>
         <w:rPr>
           <w:b/>
           <w:bCs/>
+          <w:sz w:val="18"/>
+          <w:szCs w:val="22"/>
         </w:rPr>
         <w:t>Multi layered agent orchestrations to automate Product processes</w:t>
       </w:r>
@@ -778,30 +958,16 @@
         </w:numPr>
         <w:spacing w:after="0" w:line="259" w:lineRule="auto"/>
         <w:rPr>
-          <w:sz w:val="18"/>
-          <w:szCs w:val="18"/>
-        </w:rPr>
-      </w:pPr>
-      <w:r>
-        <w:rPr>
-          <w:sz w:val="18"/>
-          <w:szCs w:val="18"/>
-        </w:rPr>
-        <w:t>{{</w:t>
-      </w:r>
-      <w:r>
-        <w:rPr>
-          <w:sz w:val="18"/>
-          <w:szCs w:val="18"/>
-        </w:rPr>
-        <w:t>c</w:t>
-      </w:r>
-      <w:r>
-        <w:rPr>
-          <w:sz w:val="18"/>
-          <w:szCs w:val="18"/>
-        </w:rPr>
-        <w:t>.bp1}}</w:t>
+          <w:sz w:val="16"/>
+          <w:szCs w:val="16"/>
+        </w:rPr>
+      </w:pPr>
+      <w:r>
+        <w:rPr>
+          <w:sz w:val="16"/>
+          <w:szCs w:val="16"/>
+        </w:rPr>
+        <w:t>{{c.bp1}}</w:t>
       </w:r>
     </w:p>
     <w:p>
@@ -813,44 +979,16 @@
         </w:numPr>
         <w:spacing w:after="0" w:line="259" w:lineRule="auto"/>
         <w:rPr>
-          <w:sz w:val="18"/>
-          <w:szCs w:val="18"/>
-        </w:rPr>
-      </w:pPr>
-      <w:r>
-        <w:rPr>
-          <w:sz w:val="18"/>
-          <w:szCs w:val="18"/>
-        </w:rPr>
-        <w:t>{{</w:t>
-      </w:r>
-      <w:r>
-        <w:rPr>
-          <w:sz w:val="18"/>
-          <w:szCs w:val="18"/>
-        </w:rPr>
-        <w:t>c</w:t>
-      </w:r>
-      <w:r>
-        <w:rPr>
-          <w:sz w:val="18"/>
-          <w:szCs w:val="18"/>
-        </w:rPr>
-        <w:t>.bp</w:t>
-      </w:r>
-      <w:r>
-        <w:rPr>
-          <w:sz w:val="18"/>
-          <w:szCs w:val="18"/>
-        </w:rPr>
-        <w:t>2</w:t>
-      </w:r>
-      <w:r>
-        <w:rPr>
-          <w:sz w:val="18"/>
-          <w:szCs w:val="18"/>
-        </w:rPr>
-        <w:t>}}</w:t>
+          <w:sz w:val="16"/>
+          <w:szCs w:val="16"/>
+        </w:rPr>
+      </w:pPr>
+      <w:r>
+        <w:rPr>
+          <w:sz w:val="16"/>
+          <w:szCs w:val="16"/>
+        </w:rPr>
+        <w:t>{{c.bp2}}</w:t>
       </w:r>
     </w:p>
     <w:p>
@@ -860,12 +998,16 @@
         <w:rPr>
           <w:b/>
           <w:bCs/>
+          <w:sz w:val="18"/>
+          <w:szCs w:val="22"/>
         </w:rPr>
       </w:pPr>
       <w:r>
         <w:rPr>
           <w:b/>
           <w:bCs/>
+          <w:sz w:val="18"/>
+          <w:szCs w:val="22"/>
         </w:rPr>
         <w:t>Software Development Lifecycle Improvements</w:t>
       </w:r>
@@ -879,42 +1021,28 @@
         </w:numPr>
         <w:spacing w:after="0" w:line="259" w:lineRule="auto"/>
         <w:rPr>
-          <w:sz w:val="18"/>
-          <w:szCs w:val="18"/>
-        </w:rPr>
-      </w:pPr>
-      <w:r>
-        <w:rPr>
-          <w:sz w:val="18"/>
-          <w:szCs w:val="18"/>
-        </w:rPr>
-        <w:t>{{</w:t>
-      </w:r>
-      <w:r>
-        <w:rPr>
-          <w:sz w:val="18"/>
-          <w:szCs w:val="18"/>
-        </w:rPr>
-        <w:t>c</w:t>
-      </w:r>
-      <w:r>
-        <w:rPr>
-          <w:sz w:val="18"/>
-          <w:szCs w:val="18"/>
-        </w:rPr>
-        <w:t>.bp</w:t>
-      </w:r>
-      <w:r>
-        <w:rPr>
-          <w:sz w:val="18"/>
-          <w:szCs w:val="18"/>
+          <w:sz w:val="16"/>
+          <w:szCs w:val="16"/>
+        </w:rPr>
+      </w:pPr>
+      <w:r>
+        <w:rPr>
+          <w:sz w:val="16"/>
+          <w:szCs w:val="16"/>
+        </w:rPr>
+        <w:t>{{c.bp</w:t>
+      </w:r>
+      <w:r>
+        <w:rPr>
+          <w:sz w:val="16"/>
+          <w:szCs w:val="16"/>
         </w:rPr>
         <w:t>3</w:t>
       </w:r>
       <w:r>
         <w:rPr>
-          <w:sz w:val="18"/>
-          <w:szCs w:val="18"/>
+          <w:sz w:val="16"/>
+          <w:szCs w:val="16"/>
         </w:rPr>
         <w:t>}}</w:t>
       </w:r>
@@ -926,12 +1054,16 @@
         <w:rPr>
           <w:b/>
           <w:bCs/>
+          <w:sz w:val="18"/>
+          <w:szCs w:val="22"/>
         </w:rPr>
       </w:pPr>
       <w:r>
         <w:rPr>
           <w:b/>
           <w:bCs/>
+          <w:sz w:val="18"/>
+          <w:szCs w:val="22"/>
         </w:rPr>
         <w:t>Mentoring and building others skillsets</w:t>
       </w:r>
@@ -945,60 +1077,45 @@
         </w:numPr>
         <w:spacing w:after="0" w:line="259" w:lineRule="auto"/>
         <w:rPr>
-          <w:sz w:val="18"/>
-          <w:szCs w:val="18"/>
-        </w:rPr>
-      </w:pPr>
-      <w:r>
-        <w:rPr>
-          <w:sz w:val="18"/>
-          <w:szCs w:val="18"/>
-        </w:rPr>
-        <w:t>{{</w:t>
-      </w:r>
-      <w:r>
-        <w:rPr>
-          <w:sz w:val="18"/>
-          <w:szCs w:val="18"/>
-        </w:rPr>
-        <w:t>c</w:t>
-      </w:r>
-      <w:r>
-        <w:rPr>
-          <w:sz w:val="18"/>
-          <w:szCs w:val="18"/>
-        </w:rPr>
-        <w:t>.bp</w:t>
-      </w:r>
-      <w:r>
-        <w:rPr>
-          <w:sz w:val="18"/>
-          <w:szCs w:val="18"/>
+          <w:sz w:val="16"/>
+          <w:szCs w:val="16"/>
+        </w:rPr>
+      </w:pPr>
+      <w:r>
+        <w:rPr>
+          <w:sz w:val="16"/>
+          <w:szCs w:val="16"/>
+        </w:rPr>
+        <w:t>{{c.bp</w:t>
+      </w:r>
+      <w:r>
+        <w:rPr>
+          <w:sz w:val="16"/>
+          <w:szCs w:val="16"/>
         </w:rPr>
         <w:t>4</w:t>
       </w:r>
       <w:r>
         <w:rPr>
-          <w:sz w:val="18"/>
-          <w:szCs w:val="18"/>
+          <w:sz w:val="16"/>
+          <w:szCs w:val="16"/>
         </w:rPr>
         <w:t>}}</w:t>
       </w:r>
     </w:p>
-    <w:p/>
+    <w:p>
+      <w:pPr>
+        <w:rPr>
+          <w:sz w:val="18"/>
+          <w:szCs w:val="22"/>
+        </w:rPr>
+      </w:pPr>
+    </w:p>
     <w:p>
       <w:pPr>
         <w:pStyle w:val="Heading3"/>
-        <w:rPr>
-          <w:sz w:val="21"/>
-          <w:szCs w:val="28"/>
-        </w:rPr>
-      </w:pPr>
-      <w:r>
-        <w:rPr>
-          <w:sz w:val="21"/>
-          <w:szCs w:val="28"/>
-        </w:rPr>
+      </w:pPr>
+      <w:r>
         <w:t xml:space="preserve">Software Engineer </w:t>
       </w:r>
     </w:p>
@@ -1009,25 +1126,57 @@
         <w:jc w:val="center"/>
         <w:rPr>
           <w:i/>
+          <w:sz w:val="18"/>
+          <w:szCs w:val="22"/>
         </w:rPr>
       </w:pPr>
       <w:r>
         <w:rPr>
           <w:i/>
+          <w:sz w:val="18"/>
+          <w:szCs w:val="22"/>
         </w:rPr>
         <w:t xml:space="preserve">T Rowe Price | </w:t>
       </w:r>
       <w:r>
         <w:rPr>
           <w:i/>
+          <w:sz w:val="18"/>
+          <w:szCs w:val="22"/>
         </w:rPr>
         <w:t>October 202</w:t>
       </w:r>
       <w:r>
         <w:rPr>
           <w:i/>
-        </w:rPr>
-        <w:t>3 – Present</w:t>
+          <w:sz w:val="18"/>
+          <w:szCs w:val="22"/>
+        </w:rPr>
+        <w:t xml:space="preserve">3 </w:t>
+      </w:r>
+      <w:r>
+        <w:rPr>
+          <w:i/>
+          <w:sz w:val="18"/>
+          <w:szCs w:val="22"/>
+        </w:rPr>
+        <w:t>-</w:t>
+      </w:r>
+      <w:r>
+        <w:rPr>
+          <w:i/>
+          <w:sz w:val="18"/>
+          <w:szCs w:val="22"/>
+        </w:rPr>
+        <w:t xml:space="preserve"> </w:t>
+      </w:r>
+      <w:r>
+        <w:rPr>
+          <w:i/>
+          <w:sz w:val="18"/>
+          <w:szCs w:val="22"/>
+        </w:rPr>
+        <w:t>October 2025</w:t>
       </w:r>
     </w:p>
     <w:p>
@@ -1039,8 +1188,8 @@
           <w:b/>
           <w:bCs/>
           <w:i/>
-          <w:sz w:val="19"/>
-          <w:szCs w:val="19"/>
+          <w:sz w:val="18"/>
+          <w:szCs w:val="18"/>
         </w:rPr>
       </w:pPr>
       <w:r>
@@ -1048,8 +1197,8 @@
           <w:b/>
           <w:bCs/>
           <w:i/>
-          <w:sz w:val="19"/>
-          <w:szCs w:val="19"/>
+          <w:sz w:val="18"/>
+          <w:szCs w:val="18"/>
         </w:rPr>
         <w:t>Enterprise migrations and cloud architecture for core finance systems</w:t>
       </w:r>
@@ -1059,20 +1208,24 @@
         <w:spacing w:after="0" w:line="259" w:lineRule="auto"/>
         <w:ind w:right="45"/>
         <w:jc w:val="center"/>
+        <w:rPr>
+          <w:sz w:val="18"/>
+          <w:szCs w:val="22"/>
+        </w:rPr>
       </w:pPr>
       <w:r>
         <w:rPr>
           <w:i/>
-          <w:sz w:val="16"/>
-          <w:szCs w:val="21"/>
+          <w:sz w:val="15"/>
+          <w:szCs w:val="20"/>
         </w:rPr>
         <w:t xml:space="preserve">Key tech stack: </w:t>
       </w:r>
       <w:r>
         <w:rPr>
           <w:i/>
-          <w:sz w:val="16"/>
-          <w:szCs w:val="21"/>
+          <w:sz w:val="15"/>
+          <w:szCs w:val="20"/>
         </w:rPr>
         <w:t>{{</w:t>
       </w:r>
@@ -1080,8 +1233,8 @@
       <w:r>
         <w:rPr>
           <w:i/>
-          <w:sz w:val="16"/>
-          <w:szCs w:val="21"/>
+          <w:sz w:val="15"/>
+          <w:szCs w:val="20"/>
         </w:rPr>
         <w:t>t.skills</w:t>
       </w:r>
@@ -1089,16 +1242,16 @@
       <w:r>
         <w:rPr>
           <w:i/>
-          <w:sz w:val="16"/>
-          <w:szCs w:val="21"/>
+          <w:sz w:val="15"/>
+          <w:szCs w:val="20"/>
         </w:rPr>
         <w:t>}}</w:t>
       </w:r>
       <w:r>
         <w:rPr>
           <w:i/>
-          <w:sz w:val="16"/>
-          <w:szCs w:val="21"/>
+          <w:sz w:val="15"/>
+          <w:szCs w:val="20"/>
         </w:rPr>
         <w:t xml:space="preserve"> </w:t>
       </w:r>
@@ -1110,12 +1263,16 @@
         <w:rPr>
           <w:b/>
           <w:bCs/>
+          <w:sz w:val="18"/>
+          <w:szCs w:val="22"/>
         </w:rPr>
       </w:pPr>
       <w:r>
         <w:rPr>
           <w:b/>
           <w:bCs/>
+          <w:sz w:val="18"/>
+          <w:szCs w:val="22"/>
         </w:rPr>
         <w:t>Production Finance</w:t>
       </w:r>
@@ -1123,6 +1280,8 @@
         <w:rPr>
           <w:b/>
           <w:bCs/>
+          <w:sz w:val="18"/>
+          <w:szCs w:val="22"/>
         </w:rPr>
         <w:t xml:space="preserve"> Data Migration</w:t>
       </w:r>
@@ -1130,6 +1289,8 @@
         <w:rPr>
           <w:b/>
           <w:bCs/>
+          <w:sz w:val="18"/>
+          <w:szCs w:val="22"/>
         </w:rPr>
         <w:t>s</w:t>
       </w:r>
@@ -1143,28 +1304,28 @@
         </w:numPr>
         <w:spacing w:after="0" w:line="259" w:lineRule="auto"/>
         <w:rPr>
-          <w:sz w:val="18"/>
-          <w:szCs w:val="18"/>
-        </w:rPr>
-      </w:pPr>
-      <w:r>
-        <w:rPr>
-          <w:sz w:val="18"/>
-          <w:szCs w:val="18"/>
+          <w:sz w:val="16"/>
+          <w:szCs w:val="16"/>
+        </w:rPr>
+      </w:pPr>
+      <w:r>
+        <w:rPr>
+          <w:sz w:val="16"/>
+          <w:szCs w:val="16"/>
         </w:rPr>
         <w:t>{{</w:t>
       </w:r>
       <w:r>
         <w:rPr>
-          <w:sz w:val="18"/>
-          <w:szCs w:val="18"/>
+          <w:sz w:val="16"/>
+          <w:szCs w:val="16"/>
         </w:rPr>
         <w:t>t.</w:t>
       </w:r>
       <w:r>
         <w:rPr>
-          <w:sz w:val="18"/>
-          <w:szCs w:val="18"/>
+          <w:sz w:val="16"/>
+          <w:szCs w:val="16"/>
         </w:rPr>
         <w:t>bp1}}</w:t>
       </w:r>
@@ -1176,12 +1337,16 @@
         <w:rPr>
           <w:b/>
           <w:bCs/>
+          <w:sz w:val="18"/>
+          <w:szCs w:val="22"/>
         </w:rPr>
       </w:pPr>
       <w:r>
         <w:rPr>
           <w:b/>
           <w:bCs/>
+          <w:sz w:val="18"/>
+          <w:szCs w:val="22"/>
         </w:rPr>
         <w:t>Legacy to Cloud Migration</w:t>
       </w:r>
@@ -1195,42 +1360,42 @@
         </w:numPr>
         <w:spacing w:after="0" w:line="259" w:lineRule="auto"/>
         <w:rPr>
-          <w:sz w:val="18"/>
-          <w:szCs w:val="18"/>
-        </w:rPr>
-      </w:pPr>
-      <w:r>
-        <w:rPr>
-          <w:sz w:val="18"/>
-          <w:szCs w:val="18"/>
+          <w:sz w:val="16"/>
+          <w:szCs w:val="16"/>
+        </w:rPr>
+      </w:pPr>
+      <w:r>
+        <w:rPr>
+          <w:sz w:val="16"/>
+          <w:szCs w:val="16"/>
         </w:rPr>
         <w:t>{{</w:t>
       </w:r>
       <w:r>
         <w:rPr>
-          <w:sz w:val="18"/>
-          <w:szCs w:val="18"/>
+          <w:sz w:val="16"/>
+          <w:szCs w:val="16"/>
         </w:rPr>
         <w:t>t.</w:t>
       </w:r>
       <w:r>
         <w:rPr>
-          <w:sz w:val="18"/>
-          <w:szCs w:val="18"/>
+          <w:sz w:val="16"/>
+          <w:szCs w:val="16"/>
         </w:rPr>
         <w:t>bp</w:t>
       </w:r>
       <w:r>
         <w:rPr>
-          <w:sz w:val="18"/>
-          <w:szCs w:val="18"/>
+          <w:sz w:val="16"/>
+          <w:szCs w:val="16"/>
         </w:rPr>
         <w:t>2</w:t>
       </w:r>
       <w:r>
         <w:rPr>
-          <w:sz w:val="18"/>
-          <w:szCs w:val="18"/>
+          <w:sz w:val="16"/>
+          <w:szCs w:val="16"/>
         </w:rPr>
         <w:t>}}</w:t>
       </w:r>
@@ -1242,12 +1407,16 @@
         <w:rPr>
           <w:b/>
           <w:bCs/>
+          <w:sz w:val="18"/>
+          <w:szCs w:val="22"/>
         </w:rPr>
       </w:pPr>
       <w:r>
         <w:rPr>
           <w:b/>
           <w:bCs/>
+          <w:sz w:val="18"/>
+          <w:szCs w:val="22"/>
         </w:rPr>
         <w:t>Disaster Recovery Implementation</w:t>
       </w:r>
@@ -1261,42 +1430,42 @@
         </w:numPr>
         <w:spacing w:after="0" w:line="259" w:lineRule="auto"/>
         <w:rPr>
-          <w:sz w:val="18"/>
-          <w:szCs w:val="18"/>
-        </w:rPr>
-      </w:pPr>
-      <w:r>
-        <w:rPr>
-          <w:sz w:val="18"/>
-          <w:szCs w:val="18"/>
+          <w:sz w:val="16"/>
+          <w:szCs w:val="16"/>
+        </w:rPr>
+      </w:pPr>
+      <w:r>
+        <w:rPr>
+          <w:sz w:val="16"/>
+          <w:szCs w:val="16"/>
         </w:rPr>
         <w:t>{{</w:t>
       </w:r>
       <w:r>
         <w:rPr>
-          <w:sz w:val="18"/>
-          <w:szCs w:val="18"/>
+          <w:sz w:val="16"/>
+          <w:szCs w:val="16"/>
         </w:rPr>
         <w:t>t.</w:t>
       </w:r>
       <w:r>
         <w:rPr>
-          <w:sz w:val="18"/>
-          <w:szCs w:val="18"/>
+          <w:sz w:val="16"/>
+          <w:szCs w:val="16"/>
         </w:rPr>
         <w:t>bp</w:t>
       </w:r>
       <w:r>
         <w:rPr>
-          <w:sz w:val="18"/>
-          <w:szCs w:val="18"/>
+          <w:sz w:val="16"/>
+          <w:szCs w:val="16"/>
         </w:rPr>
         <w:t>3</w:t>
       </w:r>
       <w:r>
         <w:rPr>
-          <w:sz w:val="18"/>
-          <w:szCs w:val="18"/>
+          <w:sz w:val="16"/>
+          <w:szCs w:val="16"/>
         </w:rPr>
         <w:t>}}</w:t>
       </w:r>
@@ -1308,12 +1477,16 @@
         <w:rPr>
           <w:b/>
           <w:bCs/>
+          <w:sz w:val="18"/>
+          <w:szCs w:val="22"/>
         </w:rPr>
       </w:pPr>
       <w:r>
         <w:rPr>
           <w:b/>
           <w:bCs/>
+          <w:sz w:val="18"/>
+          <w:szCs w:val="22"/>
         </w:rPr>
         <w:t>Internal Directory Integration</w:t>
       </w:r>
@@ -1327,28 +1500,28 @@
         </w:numPr>
         <w:spacing w:after="0" w:line="259" w:lineRule="auto"/>
         <w:rPr>
-          <w:sz w:val="18"/>
-          <w:szCs w:val="18"/>
-        </w:rPr>
-      </w:pPr>
-      <w:r>
-        <w:rPr>
-          <w:sz w:val="18"/>
-          <w:szCs w:val="18"/>
+          <w:sz w:val="16"/>
+          <w:szCs w:val="16"/>
+        </w:rPr>
+      </w:pPr>
+      <w:r>
+        <w:rPr>
+          <w:sz w:val="16"/>
+          <w:szCs w:val="16"/>
         </w:rPr>
         <w:t>{{t.bp</w:t>
       </w:r>
       <w:r>
         <w:rPr>
-          <w:sz w:val="18"/>
-          <w:szCs w:val="18"/>
+          <w:sz w:val="16"/>
+          <w:szCs w:val="16"/>
         </w:rPr>
         <w:t>4</w:t>
       </w:r>
       <w:r>
         <w:rPr>
-          <w:sz w:val="18"/>
-          <w:szCs w:val="18"/>
+          <w:sz w:val="16"/>
+          <w:szCs w:val="16"/>
         </w:rPr>
         <w:t>}}</w:t>
       </w:r>
@@ -1358,21 +1531,17 @@
         <w:pStyle w:val="ListParagraph"/>
         <w:spacing w:after="0" w:line="259" w:lineRule="auto"/>
         <w:ind w:left="360" w:firstLine="0"/>
+        <w:rPr>
+          <w:sz w:val="18"/>
+          <w:szCs w:val="22"/>
+        </w:rPr>
       </w:pPr>
     </w:p>
     <w:p>
       <w:pPr>
         <w:pStyle w:val="Heading3"/>
-        <w:rPr>
-          <w:sz w:val="21"/>
-          <w:szCs w:val="28"/>
-        </w:rPr>
-      </w:pPr>
-      <w:r>
-        <w:rPr>
-          <w:sz w:val="21"/>
-          <w:szCs w:val="28"/>
-        </w:rPr>
+      </w:pPr>
+      <w:r>
         <w:t>Systems Analyst</w:t>
       </w:r>
     </w:p>
@@ -1383,41 +1552,55 @@
         <w:jc w:val="center"/>
         <w:rPr>
           <w:i/>
+          <w:sz w:val="18"/>
+          <w:szCs w:val="22"/>
         </w:rPr>
       </w:pPr>
       <w:r>
         <w:rPr>
           <w:i/>
-        </w:rPr>
-        <w:t>Amazon Web Services (AWS)</w:t>
+          <w:sz w:val="18"/>
+          <w:szCs w:val="22"/>
+        </w:rPr>
+        <w:t xml:space="preserve">Amazon Web Services (AWS) </w:t>
       </w:r>
       <w:r>
         <w:rPr>
           <w:i/>
+          <w:sz w:val="18"/>
+          <w:szCs w:val="22"/>
+        </w:rPr>
+        <w:t xml:space="preserve">| </w:t>
+      </w:r>
+      <w:r>
+        <w:rPr>
+          <w:i/>
+          <w:sz w:val="18"/>
+          <w:szCs w:val="22"/>
+        </w:rPr>
+        <w:t>August 2022</w:t>
+      </w:r>
+      <w:r>
+        <w:rPr>
+          <w:i/>
+          <w:sz w:val="18"/>
+          <w:szCs w:val="22"/>
         </w:rPr>
         <w:t xml:space="preserve"> </w:t>
       </w:r>
       <w:r>
         <w:rPr>
           <w:i/>
-        </w:rPr>
-        <w:t xml:space="preserve">| </w:t>
+          <w:sz w:val="18"/>
+          <w:szCs w:val="22"/>
+        </w:rPr>
+        <w:t>-</w:t>
       </w:r>
       <w:r>
         <w:rPr>
           <w:i/>
-        </w:rPr>
-        <w:t>August 2022</w:t>
-      </w:r>
-      <w:r>
-        <w:rPr>
-          <w:i/>
-        </w:rPr>
-        <w:t xml:space="preserve"> –</w:t>
-      </w:r>
-      <w:r>
-        <w:rPr>
-          <w:i/>
+          <w:sz w:val="18"/>
+          <w:szCs w:val="22"/>
         </w:rPr>
         <w:t xml:space="preserve"> October 2023</w:t>
       </w:r>
@@ -1431,8 +1614,8 @@
           <w:b/>
           <w:bCs/>
           <w:i/>
-          <w:sz w:val="19"/>
-          <w:szCs w:val="19"/>
+          <w:sz w:val="18"/>
+          <w:szCs w:val="18"/>
         </w:rPr>
       </w:pPr>
       <w:r>
@@ -1440,8 +1623,8 @@
           <w:b/>
           <w:bCs/>
           <w:i/>
-          <w:sz w:val="19"/>
-          <w:szCs w:val="19"/>
+          <w:sz w:val="18"/>
+          <w:szCs w:val="18"/>
         </w:rPr>
         <w:t>Infrastructure automation and global AWS region deployment support</w:t>
       </w:r>
@@ -1451,20 +1634,24 @@
         <w:spacing w:after="0" w:line="259" w:lineRule="auto"/>
         <w:ind w:right="45"/>
         <w:jc w:val="center"/>
+        <w:rPr>
+          <w:sz w:val="18"/>
+          <w:szCs w:val="22"/>
+        </w:rPr>
       </w:pPr>
       <w:r>
         <w:rPr>
           <w:i/>
-          <w:sz w:val="16"/>
-          <w:szCs w:val="21"/>
+          <w:sz w:val="15"/>
+          <w:szCs w:val="20"/>
         </w:rPr>
         <w:t xml:space="preserve">Key tech stack: </w:t>
       </w:r>
       <w:r>
         <w:rPr>
           <w:i/>
-          <w:sz w:val="16"/>
-          <w:szCs w:val="21"/>
+          <w:sz w:val="15"/>
+          <w:szCs w:val="20"/>
         </w:rPr>
         <w:t>{{</w:t>
       </w:r>
@@ -1472,8 +1659,8 @@
       <w:r>
         <w:rPr>
           <w:i/>
-          <w:sz w:val="16"/>
-          <w:szCs w:val="21"/>
+          <w:sz w:val="15"/>
+          <w:szCs w:val="20"/>
         </w:rPr>
         <w:t>a.skills</w:t>
       </w:r>
@@ -1481,14 +1668,16 @@
       <w:r>
         <w:rPr>
           <w:i/>
-          <w:sz w:val="16"/>
-          <w:szCs w:val="21"/>
+          <w:sz w:val="15"/>
+          <w:szCs w:val="20"/>
         </w:rPr>
         <w:t>}}</w:t>
       </w:r>
       <w:r>
         <w:rPr>
           <w:i/>
+          <w:sz w:val="18"/>
+          <w:szCs w:val="22"/>
         </w:rPr>
         <w:t xml:space="preserve"> </w:t>
       </w:r>
@@ -1499,14 +1688,36 @@
         <w:rPr>
           <w:b/>
           <w:bCs/>
+          <w:sz w:val="18"/>
+          <w:szCs w:val="22"/>
         </w:rPr>
       </w:pPr>
       <w:r>
         <w:rPr>
           <w:b/>
           <w:bCs/>
+          <w:sz w:val="18"/>
+          <w:szCs w:val="22"/>
         </w:rPr>
         <w:t>Infrastructure Automation</w:t>
+      </w:r>
+      <w:r>
+        <w:rPr>
+          <w:b/>
+          <w:bCs/>
+          <w:sz w:val="18"/>
+          <w:szCs w:val="22"/>
+        </w:rPr>
+        <w:t xml:space="preserve"> and </w:t>
+      </w:r>
+      <w:r>
+        <w:rPr>
+          <w:b/>
+          <w:bCs/>
+          <w:sz w:val="18"/>
+          <w:szCs w:val="22"/>
+        </w:rPr>
+        <w:t>Global Systems Infrastructure</w:t>
       </w:r>
     </w:p>
     <w:p>
@@ -1518,70 +1729,17 @@
         </w:numPr>
         <w:spacing w:after="0" w:line="259" w:lineRule="auto"/>
         <w:rPr>
-          <w:sz w:val="18"/>
-          <w:szCs w:val="18"/>
-        </w:rPr>
-      </w:pPr>
-      <w:r>
-        <w:rPr>
-          <w:sz w:val="18"/>
-          <w:szCs w:val="18"/>
+          <w:sz w:val="16"/>
+          <w:szCs w:val="16"/>
+        </w:rPr>
+      </w:pPr>
+      <w:r>
+        <w:rPr>
+          <w:sz w:val="16"/>
+          <w:szCs w:val="16"/>
         </w:rPr>
         <w:t>{{a.bp1}}</w:t>
       </w:r>
-    </w:p>
-    <w:p>
-      <w:pPr>
-        <w:ind w:left="0" w:right="5" w:firstLine="0"/>
-        <w:rPr>
-          <w:b/>
-          <w:bCs/>
-        </w:rPr>
-      </w:pPr>
-      <w:r>
-        <w:rPr>
-          <w:b/>
-          <w:bCs/>
-        </w:rPr>
-        <w:t>Global Systems Infrastructure</w:t>
-      </w:r>
-    </w:p>
-    <w:p>
-      <w:pPr>
-        <w:pStyle w:val="ListParagraph"/>
-        <w:numPr>
-          <w:ilvl w:val="0"/>
-          <w:numId w:val="6"/>
-        </w:numPr>
-        <w:spacing w:after="0" w:line="259" w:lineRule="auto"/>
-        <w:rPr>
-          <w:sz w:val="18"/>
-          <w:szCs w:val="18"/>
-        </w:rPr>
-      </w:pPr>
-      <w:r>
-        <w:rPr>
-          <w:sz w:val="18"/>
-          <w:szCs w:val="18"/>
-        </w:rPr>
-        <w:t>{{a.bp2}}</w:t>
-      </w:r>
-      <w:r>
-        <w:rPr>
-          <w:sz w:val="18"/>
-          <w:szCs w:val="18"/>
-        </w:rPr>
-        <w:br w:type="page"/>
-      </w:r>
-    </w:p>
-    <w:p>
-      <w:pPr>
-        <w:spacing w:after="0" w:line="259" w:lineRule="auto"/>
-        <w:rPr>
-          <w:sz w:val="18"/>
-          <w:szCs w:val="18"/>
-        </w:rPr>
-      </w:pPr>
     </w:p>
     <w:sectPr>
       <w:type w:val="continuous"/>

--- a/resources/template.docx
+++ b/resources/template.docx
@@ -204,7 +204,7 @@
           </mc:Choice>
           <mc:Fallback>
             <w:pict>
-              <v:group w14:anchorId="5A3ECC33" id="Group 2239" o:spid="_x0000_s1026" style="position:absolute;margin-left:126.85pt;margin-top:15.2pt;width:0;height:558pt;z-index:251658240" coordsize="0,70866" o:gfxdata="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">
+              <v:group w14:anchorId="36D18867" id="Group 2239" o:spid="_x0000_s1026" style="position:absolute;margin-left:126.85pt;margin-top:15.2pt;width:0;height:558pt;z-index:251658240" coordsize="0,70866" o:gfxdata="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">
                 <v:shape id="Shape 330" o:spid="_x0000_s1027" style="position:absolute;width:0;height:70866;visibility:visible;mso-wrap-style:square;v-text-anchor:top" coordsize="1,7086600" o:gfxdata="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" path="m,l1,7086600e" filled="f" strokecolor="#a0a0a0" strokeweight=".5pt">
                   <v:stroke miterlimit="66585f" joinstyle="miter"/>
                   <v:path arrowok="t" textboxrect="0,0,1,7086600"/>
@@ -566,17 +566,6 @@
     </w:p>
     <w:p>
       <w:pPr>
-        <w:tabs>
-          <w:tab w:val="center" w:pos="1450"/>
-          <w:tab w:val="right" w:pos="2816"/>
-        </w:tabs>
-        <w:spacing w:after="0" w:line="259" w:lineRule="auto"/>
-        <w:ind w:left="0" w:firstLine="0"/>
-        <w:jc w:val="center"/>
-      </w:pPr>
-    </w:p>
-    <w:p>
-      <w:pPr>
         <w:spacing w:after="19" w:line="259" w:lineRule="auto"/>
         <w:ind w:left="0" w:firstLine="0"/>
         <w:jc w:val="center"/>
@@ -757,32 +746,6 @@
     </w:p>
     <w:p>
       <w:pPr>
-        <w:spacing w:after="0" w:line="259" w:lineRule="auto"/>
-        <w:ind w:left="0" w:right="48" w:firstLine="0"/>
-        <w:jc w:val="center"/>
-        <w:rPr>
-          <w:sz w:val="19"/>
-          <w:szCs w:val="19"/>
-        </w:rPr>
-      </w:pPr>
-    </w:p>
-    <w:p>
-      <w:pPr>
-        <w:ind w:left="0" w:firstLine="0"/>
-      </w:pPr>
-    </w:p>
-    <w:p>
-      <w:pPr>
-        <w:ind w:left="0" w:firstLine="0"/>
-      </w:pPr>
-    </w:p>
-    <w:p>
-      <w:pPr>
-        <w:ind w:left="0" w:firstLine="0"/>
-      </w:pPr>
-    </w:p>
-    <w:p>
-      <w:pPr>
         <w:ind w:left="0" w:firstLine="0"/>
       </w:pPr>
     </w:p>
@@ -828,6 +791,9 @@
       <w:r>
         <w:t xml:space="preserve">Software Engineer </w:t>
       </w:r>
+      <w:r>
+        <w:t>- AI</w:t>
+      </w:r>
     </w:p>
     <w:p>
       <w:pPr>
@@ -886,7 +852,49 @@
           <w:sz w:val="18"/>
           <w:szCs w:val="18"/>
         </w:rPr>
-        <w:t>AI Native Engineering across internal and external systems</w:t>
+        <w:t xml:space="preserve">AI Native Engineering </w:t>
+      </w:r>
+      <w:r>
+        <w:rPr>
+          <w:b/>
+          <w:bCs/>
+          <w:i/>
+          <w:sz w:val="18"/>
+          <w:szCs w:val="18"/>
+        </w:rPr>
+        <w:t xml:space="preserve">Automating </w:t>
+      </w:r>
+      <w:proofErr w:type="spellStart"/>
+      <w:r>
+        <w:rPr>
+          <w:b/>
+          <w:bCs/>
+          <w:i/>
+          <w:sz w:val="18"/>
+          <w:szCs w:val="18"/>
+        </w:rPr>
+        <w:t xml:space="preserve">Company </w:t>
+      </w:r>
+      <w:r>
+        <w:rPr>
+          <w:b/>
+          <w:bCs/>
+          <w:i/>
+          <w:sz w:val="18"/>
+          <w:szCs w:val="18"/>
+        </w:rPr>
+        <w:t>wide</w:t>
+      </w:r>
+      <w:proofErr w:type="spellEnd"/>
+      <w:r>
+        <w:rPr>
+          <w:b/>
+          <w:bCs/>
+          <w:i/>
+          <w:sz w:val="18"/>
+          <w:szCs w:val="18"/>
+        </w:rPr>
+        <w:t xml:space="preserve"> systems</w:t>
       </w:r>
     </w:p>
     <w:p>
@@ -1118,6 +1126,9 @@
       <w:r>
         <w:t xml:space="preserve">Software Engineer </w:t>
       </w:r>
+      <w:r>
+        <w:t>– Platform Engineering</w:t>
+      </w:r>
     </w:p>
     <w:p>
       <w:pPr>
@@ -1543,6 +1554,15 @@
       </w:pPr>
       <w:r>
         <w:t>Systems Analyst</w:t>
+      </w:r>
+      <w:r>
+        <w:t xml:space="preserve"> – </w:t>
+      </w:r>
+      <w:r>
+        <w:t xml:space="preserve">Platform </w:t>
+      </w:r>
+      <w:r>
+        <w:t>Automations</w:t>
       </w:r>
     </w:p>
     <w:p>

--- a/resources/template.docx
+++ b/resources/template.docx
@@ -18,19 +18,20 @@
     </w:p>
     <w:p>
       <w:pPr>
-        <w:pStyle w:val="Heading1"/>
-      </w:pPr>
-      <w:r>
-        <w:t>SOFTWARE ENGINEER</w:t>
-      </w:r>
-      <w:r>
-        <w:t xml:space="preserve"> </w:t>
-      </w:r>
-      <w:r>
-        <w:t>-</w:t>
-      </w:r>
-      <w:r>
-        <w:t xml:space="preserve"> AI NATIVE PLATFORMS</w:t>
+        <w:spacing w:after="115" w:line="259" w:lineRule="auto"/>
+        <w:ind w:left="0" w:firstLine="0"/>
+        <w:jc w:val="center"/>
+        <w:rPr>
+          <w:color w:val="5A5A5A"/>
+          <w:sz w:val="21"/>
+        </w:rPr>
+      </w:pPr>
+      <w:r>
+        <w:rPr>
+          <w:color w:val="5A5A5A"/>
+          <w:sz w:val="21"/>
+        </w:rPr>
+        <w:t>Software Engineer - AI Systems &amp; Platform Engineering</w:t>
       </w:r>
     </w:p>
     <w:p>
@@ -446,16 +447,6 @@
     </w:p>
     <w:p>
       <w:pPr>
-        <w:spacing w:after="25"/>
-        <w:ind w:right="180" w:firstLine="160"/>
-        <w:jc w:val="center"/>
-      </w:pPr>
-      <w:r>
-        <w:t>2022 Graduation</w:t>
-      </w:r>
-    </w:p>
-    <w:p>
-      <w:pPr>
         <w:tabs>
           <w:tab w:val="center" w:pos="1450"/>
           <w:tab w:val="right" w:pos="2816"/>
@@ -852,49 +843,7 @@
           <w:sz w:val="18"/>
           <w:szCs w:val="18"/>
         </w:rPr>
-        <w:t xml:space="preserve">AI Native Engineering </w:t>
-      </w:r>
-      <w:r>
-        <w:rPr>
-          <w:b/>
-          <w:bCs/>
-          <w:i/>
-          <w:sz w:val="18"/>
-          <w:szCs w:val="18"/>
-        </w:rPr>
-        <w:t xml:space="preserve">Automating </w:t>
-      </w:r>
-      <w:proofErr w:type="spellStart"/>
-      <w:r>
-        <w:rPr>
-          <w:b/>
-          <w:bCs/>
-          <w:i/>
-          <w:sz w:val="18"/>
-          <w:szCs w:val="18"/>
-        </w:rPr>
-        <w:t xml:space="preserve">Company </w:t>
-      </w:r>
-      <w:r>
-        <w:rPr>
-          <w:b/>
-          <w:bCs/>
-          <w:i/>
-          <w:sz w:val="18"/>
-          <w:szCs w:val="18"/>
-        </w:rPr>
-        <w:t>wide</w:t>
-      </w:r>
-      <w:proofErr w:type="spellEnd"/>
-      <w:r>
-        <w:rPr>
-          <w:b/>
-          <w:bCs/>
-          <w:i/>
-          <w:sz w:val="18"/>
-          <w:szCs w:val="18"/>
-        </w:rPr>
-        <w:t xml:space="preserve"> systems</w:t>
+        <w:t>AI-native engineering focused on automating company-wide systems</w:t>
       </w:r>
     </w:p>
     <w:p>
@@ -954,7 +903,7 @@
           <w:sz w:val="18"/>
           <w:szCs w:val="22"/>
         </w:rPr>
-        <w:t>Multi layered agent orchestrations to automate Product processes</w:t>
+        <w:t>Multi-layered agent orchestrations to automate Product processes</w:t>
       </w:r>
     </w:p>
     <w:p>
@@ -1073,7 +1022,25 @@
           <w:sz w:val="18"/>
           <w:szCs w:val="22"/>
         </w:rPr>
-        <w:t>Mentoring and building others skillsets</w:t>
+        <w:t>Mentoring and building others</w:t>
+      </w:r>
+      <w:r>
+        <w:rPr>
+          <w:b/>
+          <w:bCs/>
+          <w:sz w:val="18"/>
+          <w:szCs w:val="22"/>
+        </w:rPr>
+        <w:t>’</w:t>
+      </w:r>
+      <w:r>
+        <w:rPr>
+          <w:b/>
+          <w:bCs/>
+          <w:sz w:val="18"/>
+          <w:szCs w:val="22"/>
+        </w:rPr>
+        <w:t xml:space="preserve"> skillsets</w:t>
       </w:r>
     </w:p>
     <w:p>
@@ -1127,7 +1094,10 @@
         <w:t xml:space="preserve">Software Engineer </w:t>
       </w:r>
       <w:r>
-        <w:t>– Platform Engineering</w:t>
+        <w:t>-</w:t>
+      </w:r>
+      <w:r>
+        <w:t xml:space="preserve"> Platform Engineering</w:t>
       </w:r>
     </w:p>
     <w:p>
@@ -1147,7 +1117,23 @@
           <w:sz w:val="18"/>
           <w:szCs w:val="22"/>
         </w:rPr>
-        <w:t xml:space="preserve">T Rowe Price | </w:t>
+        <w:t>T</w:t>
+      </w:r>
+      <w:r>
+        <w:rPr>
+          <w:i/>
+          <w:sz w:val="18"/>
+          <w:szCs w:val="22"/>
+        </w:rPr>
+        <w:t>.</w:t>
+      </w:r>
+      <w:r>
+        <w:rPr>
+          <w:i/>
+          <w:sz w:val="18"/>
+          <w:szCs w:val="22"/>
+        </w:rPr>
+        <w:t xml:space="preserve"> Rowe Price | </w:t>
       </w:r>
       <w:r>
         <w:rPr>
@@ -1241,6 +1227,7 @@
         <w:t>{{</w:t>
       </w:r>
       <w:proofErr w:type="spellStart"/>
+      <w:proofErr w:type="gramStart"/>
       <w:r>
         <w:rPr>
           <w:i/>
@@ -1250,6 +1237,7 @@
         <w:t>t.skills</w:t>
       </w:r>
       <w:proofErr w:type="spellEnd"/>
+      <w:proofErr w:type="gramEnd"/>
       <w:r>
         <w:rPr>
           <w:i/>
@@ -1359,7 +1347,43 @@
           <w:sz w:val="18"/>
           <w:szCs w:val="22"/>
         </w:rPr>
-        <w:t>Legacy to Cloud Migration</w:t>
+        <w:t>Legacy</w:t>
+      </w:r>
+      <w:r>
+        <w:rPr>
+          <w:b/>
+          <w:bCs/>
+          <w:sz w:val="18"/>
+          <w:szCs w:val="22"/>
+        </w:rPr>
+        <w:t>-</w:t>
+      </w:r>
+      <w:r>
+        <w:rPr>
+          <w:b/>
+          <w:bCs/>
+          <w:sz w:val="18"/>
+          <w:szCs w:val="22"/>
+        </w:rPr>
+        <w:t>to</w:t>
+      </w:r>
+      <w:r>
+        <w:rPr>
+          <w:b/>
+          <w:bCs/>
+          <w:sz w:val="18"/>
+          <w:szCs w:val="22"/>
+        </w:rPr>
+        <w:t>-</w:t>
+      </w:r>
+      <w:r>
+        <w:rPr>
+          <w:b/>
+          <w:bCs/>
+          <w:sz w:val="18"/>
+          <w:szCs w:val="22"/>
+        </w:rPr>
+        <w:t>Cloud Migration</w:t>
       </w:r>
     </w:p>
     <w:p>
@@ -1556,7 +1580,13 @@
         <w:t>Systems Analyst</w:t>
       </w:r>
       <w:r>
-        <w:t xml:space="preserve"> – </w:t>
+        <w:t xml:space="preserve"> </w:t>
+      </w:r>
+      <w:r>
+        <w:t>-</w:t>
+      </w:r>
+      <w:r>
+        <w:t xml:space="preserve"> </w:t>
       </w:r>
       <w:r>
         <w:t xml:space="preserve">Platform </w:t>
@@ -3394,7 +3424,6 @@
   <w:style w:type="character" w:default="1" w:styleId="DefaultParagraphFont">
     <w:name w:val="Default Paragraph Font"/>
     <w:uiPriority w:val="1"/>
-    <w:semiHidden/>
     <w:unhideWhenUsed/>
   </w:style>
   <w:style w:type="table" w:default="1" w:styleId="TableNormal">
